--- a/docs/Gialora-Documentation.docx
+++ b/docs/Gialora-Documentation.docx
@@ -925,6 +925,59 @@
                 <w:sz w:val="19"/>
               </w:rPr>
               <w:t>The user interface.</w:t>
+            </w:r>
+          </w:p>
+        </w:tc>
+      </w:tr>
+      <w:tr>
+        <w:tc>
+          <w:tcPr>
+            <w:tcW w:type="dxa" w:w="3120"/>
+          </w:tcPr>
+          <w:p>
+            <w:pPr>
+              <w:spacing w:after="40" w:before="40"/>
+            </w:pPr>
+            <w:r/>
+            <w:r>
+              <w:rPr>
+                <w:sz w:val="19"/>
+              </w:rPr>
+              <w:t>Gialora.Tests</w:t>
+            </w:r>
+          </w:p>
+        </w:tc>
+        <w:tc>
+          <w:tcPr>
+            <w:tcW w:type="dxa" w:w="3120"/>
+          </w:tcPr>
+          <w:p>
+            <w:pPr>
+              <w:spacing w:after="40" w:before="40"/>
+            </w:pPr>
+            <w:r/>
+            <w:r>
+              <w:rPr>
+                <w:sz w:val="19"/>
+              </w:rPr>
+              <w:t>xUnit</w:t>
+            </w:r>
+          </w:p>
+        </w:tc>
+        <w:tc>
+          <w:tcPr>
+            <w:tcW w:type="dxa" w:w="3120"/>
+          </w:tcPr>
+          <w:p>
+            <w:pPr>
+              <w:spacing w:after="40" w:before="40"/>
+            </w:pPr>
+            <w:r/>
+            <w:r>
+              <w:rPr>
+                <w:sz w:val="19"/>
+              </w:rPr>
+              <w:t>Unit tests for the engine, the unit maths and the client auth flow.</w:t>
             </w:r>
           </w:p>
         </w:tc>
@@ -5378,6 +5431,59 @@
               <w:rPr>
                 <w:sz w:val="19"/>
               </w:rPr>
+              <w:t>Each family goal the recipe satisfies</w:t>
+            </w:r>
+          </w:p>
+        </w:tc>
+        <w:tc>
+          <w:tcPr>
+            <w:tcW w:type="dxa" w:w="3120"/>
+          </w:tcPr>
+          <w:p>
+            <w:pPr>
+              <w:spacing w:after="40" w:before="40"/>
+            </w:pPr>
+            <w:r/>
+            <w:r>
+              <w:rPr>
+                <w:sz w:val="19"/>
+              </w:rPr>
+              <w:t>+2.0</w:t>
+            </w:r>
+          </w:p>
+        </w:tc>
+        <w:tc>
+          <w:tcPr>
+            <w:tcW w:type="dxa" w:w="3120"/>
+          </w:tcPr>
+          <w:p>
+            <w:pPr>
+              <w:spacing w:after="40" w:before="40"/>
+            </w:pPr>
+            <w:r/>
+            <w:r>
+              <w:rPr>
+                <w:sz w:val="19"/>
+              </w:rPr>
+              <w:t>"More iron", "Picky eater" and the rest — see below.</w:t>
+            </w:r>
+          </w:p>
+        </w:tc>
+      </w:tr>
+      <w:tr>
+        <w:tc>
+          <w:tcPr>
+            <w:tcW w:type="dxa" w:w="3120"/>
+          </w:tcPr>
+          <w:p>
+            <w:pPr>
+              <w:spacing w:after="40" w:before="40"/>
+            </w:pPr>
+            <w:r/>
+            <w:r>
+              <w:rPr>
+                <w:sz w:val="19"/>
+              </w:rPr>
               <w:t>Random jitter</w:t>
             </w:r>
           </w:p>
@@ -5489,6 +5595,121 @@
         <w:rPr>
           <w:b/>
         </w:rPr>
+        <w:t>Family goals.</w:t>
+      </w:r>
+      <w:r>
+        <w:t xml:space="preserve"> Each member can carry goals such as "more iron" or "picky eater". Free text is matched against a catalogue in </w:t>
+      </w:r>
+      <w:r>
+        <w:rPr>
+          <w:rFonts w:ascii="Consolas" w:hAnsi="Consolas"/>
+          <w:color w:val="A4472A"/>
+          <w:sz w:val="20"/>
+        </w:rPr>
+        <w:t>Gialora.Shared/Goals/NutritionGoals.cs</w:t>
+      </w:r>
+      <w:r>
+        <w:t xml:space="preserve"> — the single source shared by the engine and the family page, so the interface can never offer a goal the planner ignores. Recognised goals map to recipe fields: </w:t>
+      </w:r>
+      <w:r>
+        <w:rPr>
+          <w:i/>
+        </w:rPr>
+        <w:t>More iron</w:t>
+      </w:r>
+      <w:r>
+        <w:t xml:space="preserve"> to </w:t>
+      </w:r>
+      <w:r>
+        <w:rPr>
+          <w:rFonts w:ascii="Consolas" w:hAnsi="Consolas"/>
+          <w:color w:val="A4472A"/>
+          <w:sz w:val="20"/>
+        </w:rPr>
+        <w:t>IsIronRich</w:t>
+      </w:r>
+      <w:r>
+        <w:t xml:space="preserve">, </w:t>
+      </w:r>
+      <w:r>
+        <w:rPr>
+          <w:i/>
+        </w:rPr>
+        <w:t>More protein</w:t>
+      </w:r>
+      <w:r>
+        <w:t xml:space="preserve"> to </w:t>
+      </w:r>
+      <w:r>
+        <w:rPr>
+          <w:rFonts w:ascii="Consolas" w:hAnsi="Consolas"/>
+          <w:color w:val="A4472A"/>
+          <w:sz w:val="20"/>
+        </w:rPr>
+        <w:t>IsHighProtein</w:t>
+      </w:r>
+      <w:r>
+        <w:t xml:space="preserve">, </w:t>
+      </w:r>
+      <w:r>
+        <w:rPr>
+          <w:i/>
+        </w:rPr>
+        <w:t>Picky eater</w:t>
+      </w:r>
+      <w:r>
+        <w:t xml:space="preserve"> to </w:t>
+      </w:r>
+      <w:r>
+        <w:rPr>
+          <w:rFonts w:ascii="Consolas" w:hAnsi="Consolas"/>
+          <w:color w:val="A4472A"/>
+          <w:sz w:val="20"/>
+        </w:rPr>
+        <w:t>IsKidFriendly</w:t>
+      </w:r>
+      <w:r>
+        <w:t xml:space="preserve">, </w:t>
+      </w:r>
+      <w:r>
+        <w:rPr>
+          <w:i/>
+        </w:rPr>
+        <w:t>More vegetables</w:t>
+      </w:r>
+      <w:r>
+        <w:t xml:space="preserve"> to two or more vegetable ingredients, </w:t>
+      </w:r>
+      <w:r>
+        <w:rPr>
+          <w:i/>
+        </w:rPr>
+        <w:t>Quicker meals</w:t>
+      </w:r>
+      <w:r>
+        <w:t xml:space="preserve"> to 30 minutes or less, </w:t>
+      </w:r>
+      <w:r>
+        <w:rPr>
+          <w:i/>
+        </w:rPr>
+        <w:t>Lower cost</w:t>
+      </w:r>
+      <w:r>
+        <w:t xml:space="preserve"> to a cost per serving at or under 2.5. Goals are scored, never filtered: a goal raises matching recipes up the ranking but never excludes anything, because a goal is an aspiration rather than a restriction. Text that matches nothing is still saved, and the family page says plainly that it will not affect planning. The plan notes report the outcome — </w:t>
+      </w:r>
+      <w:r>
+        <w:rPr>
+          <w:i/>
+        </w:rPr>
+        <w:t>Goal "More iron": 3 of 4 meals match.</w:t>
+      </w:r>
+    </w:p>
+    <w:p>
+      <w:r>
+        <w:rPr>
+          <w:b/>
+        </w:rPr>
         <w:t>Why the random jitter exists.</w:t>
       </w:r>
       <w:r>
@@ -5659,7 +5880,16 @@
     </w:p>
     <w:p>
       <w:r>
-        <w:t>These exist because a plan the user does not understand is a plan they will not trust.</w:t>
+        <w:t xml:space="preserve">These exist because a plan the user does not understand is a plan they will not trust. They are </w:t>
+      </w:r>
+      <w:r>
+        <w:rPr>
+          <w:b/>
+        </w:rPr>
+        <w:t>persisted on the meal plan</w:t>
+      </w:r>
+      <w:r>
+        <w:t>, not just returned from the generate call — the launcher navigates to the plan page, which re-reads the plan, so notes held only in the generate response would never be seen. Regenerating replaces them, so the explanation always describes the plan currently on screen.</w:t>
       </w:r>
     </w:p>
     <w:p>
@@ -12436,7 +12666,18 @@
         <w:t>localStorage</w:t>
       </w:r>
       <w:r>
-        <w:t xml:space="preserve">. </w:t>
+        <w:t xml:space="preserve"> behind </w:t>
+      </w:r>
+      <w:r>
+        <w:rPr>
+          <w:rFonts w:ascii="Consolas" w:hAnsi="Consolas"/>
+          <w:color w:val="A4472A"/>
+          <w:sz w:val="20"/>
+        </w:rPr>
+        <w:t>TokenStore</w:t>
+      </w:r>
+      <w:r>
+        <w:t xml:space="preserve">, which caches it in memory so that every HTTP request does not cross the JS interop boundary. </w:t>
       </w:r>
       <w:r>
         <w:rPr>
@@ -12447,7 +12688,7 @@
         <w:t>TokenAuthStateProvider</w:t>
       </w:r>
       <w:r>
-        <w:t xml:space="preserve"> reads it, checks the expiry, and projects the claims into a </w:t>
+        <w:t xml:space="preserve"> reads the token, checks the expiry, and projects the claims into a </w:t>
       </w:r>
       <w:r>
         <w:rPr>
@@ -12458,17 +12699,6 @@
         <w:t>ClaimsPrincipal</w:t>
       </w:r>
       <w:r>
-        <w:t xml:space="preserve">; the token is cached in memory so that every HTTP request does not hit </w:t>
-      </w:r>
-      <w:r>
-        <w:rPr>
-          <w:rFonts w:ascii="Consolas" w:hAnsi="Consolas"/>
-          <w:color w:val="A4472A"/>
-          <w:sz w:val="20"/>
-        </w:rPr>
-        <w:t>localStorage</w:t>
-      </w:r>
-      <w:r>
         <w:t xml:space="preserve">. </w:t>
       </w:r>
       <w:r>
@@ -12492,6 +12722,114 @@
       </w:r>
       <w:r>
         <w:t xml:space="preserve"> that attaches the bearer header.</w:t>
+      </w:r>
+    </w:p>
+    <w:p>
+      <w:r>
+        <w:rPr>
+          <w:b/>
+        </w:rPr>
+        <w:t>`TokenStore` must be registered as a singleton, and this is not a style preference.</w:t>
+      </w:r>
+      <w:r>
+        <w:t xml:space="preserve"> </w:t>
+      </w:r>
+      <w:r>
+        <w:rPr>
+          <w:rFonts w:ascii="Consolas" w:hAnsi="Consolas"/>
+          <w:color w:val="A4472A"/>
+          <w:sz w:val="20"/>
+        </w:rPr>
+        <w:t>IHttpClientFactory</w:t>
+      </w:r>
+      <w:r>
+        <w:t xml:space="preserve"> builds its handler chain inside a DI scope of its own (</w:t>
+      </w:r>
+      <w:r>
+        <w:rPr>
+          <w:rFonts w:ascii="Consolas" w:hAnsi="Consolas"/>
+          <w:color w:val="A4472A"/>
+          <w:sz w:val="20"/>
+        </w:rPr>
+        <w:t>DefaultHttpClientFactory.CreateHandlerEntry</w:t>
+      </w:r>
+      <w:r>
+        <w:t xml:space="preserve"> calls </w:t>
+      </w:r>
+      <w:r>
+        <w:rPr>
+          <w:rFonts w:ascii="Consolas" w:hAnsi="Consolas"/>
+          <w:color w:val="A4472A"/>
+          <w:sz w:val="20"/>
+        </w:rPr>
+        <w:t>_scopeFactory.CreateScope()</w:t>
+      </w:r>
+      <w:r>
+        <w:t xml:space="preserve">). A </w:t>
+      </w:r>
+      <w:r>
+        <w:rPr>
+          <w:i/>
+        </w:rPr>
+        <w:t>scoped</w:t>
+      </w:r>
+      <w:r>
+        <w:t xml:space="preserve"> token cache therefore gives </w:t>
+      </w:r>
+      <w:r>
+        <w:rPr>
+          <w:rFonts w:ascii="Consolas" w:hAnsi="Consolas"/>
+          <w:color w:val="A4472A"/>
+          <w:sz w:val="20"/>
+        </w:rPr>
+        <w:t>AuthHeaderHandler</w:t>
+      </w:r>
+      <w:r>
+        <w:t xml:space="preserve"> a different instance from the one the UI uses. That caused a real bug: a user who browsed anonymously and then registered had a handler whose cache still held "no token", so no </w:t>
+      </w:r>
+      <w:r>
+        <w:rPr>
+          <w:rFonts w:ascii="Consolas" w:hAnsi="Consolas"/>
+          <w:color w:val="A4472A"/>
+          <w:sz w:val="20"/>
+        </w:rPr>
+        <w:t>Authorization</w:t>
+      </w:r>
+      <w:r>
+        <w:t xml:space="preserve"> header was ever sent. The navigation bar showed them signed in while every page underneath reported </w:t>
+      </w:r>
+      <w:r>
+        <w:rPr>
+          <w:i/>
+        </w:rPr>
+        <w:t>"Please sign in to continue."</w:t>
+      </w:r>
+      <w:r>
+        <w:t xml:space="preserve"> A singleton is shared by every scope and removes the failure mode entirely. </w:t>
+      </w:r>
+      <w:r>
+        <w:rPr>
+          <w:rFonts w:ascii="Consolas" w:hAnsi="Consolas"/>
+          <w:color w:val="A4472A"/>
+          <w:sz w:val="20"/>
+        </w:rPr>
+        <w:t>Gialora.Tests/AuthTokenFlowTests.cs</w:t>
+      </w:r>
+      <w:r>
+        <w:t xml:space="preserve"> covers this, including a regression test that reproduces the fault with the old scoped registration.</w:t>
+      </w:r>
+    </w:p>
+    <w:p>
+      <w:r>
+        <w:rPr>
+          <w:rFonts w:ascii="Consolas" w:hAnsi="Consolas"/>
+          <w:color w:val="A4472A"/>
+          <w:sz w:val="20"/>
+        </w:rPr>
+        <w:t>AuthHeaderHandler</w:t>
+      </w:r>
+      <w:r>
+        <w:t xml:space="preserve"> also clears the token when the API answers 401, so a rejected or expired session cannot leave the UI claiming to be signed in.</w:t>
       </w:r>
     </w:p>
     <w:p>
@@ -15723,10 +16061,10 @@
         <w:rPr>
           <w:b/>
         </w:rPr>
-        <w:t>No automated tests.</w:t>
-      </w:r>
-      <w:r>
-        <w:t xml:space="preserve"> The planning engine and </w:t>
+        <w:t>Test coverage is partial.</w:t>
+      </w:r>
+      <w:r>
+        <w:t xml:space="preserve"> </w:t>
       </w:r>
       <w:r>
         <w:rPr>
@@ -15734,10 +16072,10 @@
           <w:color w:val="A4472A"/>
           <w:sz w:val="20"/>
         </w:rPr>
-        <w:t>UnitConverter</w:t>
-      </w:r>
-      <w:r>
-        <w:t xml:space="preserve"> are pure, dependency-free classes chosen deliberately to be testable; no test project exists yet. This is the most valuable next addition.</w:t>
+        <w:t>Gialora.Tests</w:t>
+      </w:r>
+      <w:r>
+        <w:t xml:space="preserve"> covers the planning engine, family goals, the unit arithmetic behind the shopping list, and the client's authentication token flow — 47 tests in total. The services and controllers have no integration tests yet; those are the next thing worth adding.</w:t>
       </w:r>
     </w:p>
     <w:p>
@@ -15864,29 +16202,7 @@
         <w:spacing w:after="60"/>
       </w:pPr>
       <w:r>
-        <w:t xml:space="preserve">A test project covering </w:t>
-      </w:r>
-      <w:r>
-        <w:rPr>
-          <w:rFonts w:ascii="Consolas" w:hAnsi="Consolas"/>
-          <w:color w:val="A4472A"/>
-          <w:sz w:val="20"/>
-        </w:rPr>
-        <w:t>MealPlanningEngine</w:t>
-      </w:r>
-      <w:r>
-        <w:t xml:space="preserve"> and </w:t>
-      </w:r>
-      <w:r>
-        <w:rPr>
-          <w:rFonts w:ascii="Consolas" w:hAnsi="Consolas"/>
-          <w:color w:val="A4472A"/>
-          <w:sz w:val="20"/>
-        </w:rPr>
-        <w:t>UnitConverter</w:t>
-      </w:r>
-      <w:r>
-        <w:t xml:space="preserve"> — both are pure and need no database.</w:t>
+        <w:t>Integration tests over the services and controllers, on top of the existing unit tests.</w:t>
       </w:r>
     </w:p>
     <w:p>
